--- a/Курсовой проект А.А. Ватутин.docx
+++ b/Курсовой проект А.А. Ватутин.docx
@@ -197,15 +197,20 @@
     </w:p>
     <w:p>
       <w:pPr>
-        <w:widowControl w:val="0"/>
+        <w:pStyle w:val="3"/>
+        <w:spacing w:before="120" w:after="0"/>
         <w:jc w:val="center"/>
         <w:rPr>
+          <w:rFonts w:ascii="Times New Roman" w:hAnsi="Times New Roman"/>
+          <w:b w:val="0"/>
           <w:sz w:val="40"/>
           <w:szCs w:val="40"/>
         </w:rPr>
       </w:pPr>
       <w:r>
         <w:rPr>
+          <w:rFonts w:ascii="Times New Roman" w:hAnsi="Times New Roman"/>
+          <w:b w:val="0"/>
           <w:sz w:val="40"/>
           <w:szCs w:val="40"/>
         </w:rPr>
@@ -299,7 +304,7 @@
                 <w:sz w:val="40"/>
                 <w:szCs w:val="40"/>
               </w:rPr>
-              <w:t>Книга рецептов. Вкусная готовка</w:t>
+              <w:t>КНИГА РЕЦЕПТОВ. ВКУСНАЯ ГОТОВКА</w:t>
             </w:r>
             <w:r>
               <w:rPr>
@@ -1127,7 +1132,6 @@
               </w:rPr>
               <w:t xml:space="preserve">. </w:t>
             </w:r>
-            <w:proofErr w:type="spellStart"/>
             <w:r>
               <w:rPr>
                 <w:b w:val="0"/>
@@ -1137,7 +1141,6 @@
               </w:rPr>
               <w:t>Маломан</w:t>
             </w:r>
-            <w:proofErr w:type="spellEnd"/>
           </w:p>
         </w:tc>
       </w:tr>
@@ -3062,6 +3065,28 @@
         <w:pStyle w:val="a7"/>
       </w:pPr>
       <w:r>
+        <w:t xml:space="preserve">ОЗУ </w:t>
+      </w:r>
+      <w:r>
+        <w:t xml:space="preserve">– </w:t>
+      </w:r>
+      <w:r>
+        <w:t>оперативная запоминающая устройство</w:t>
+      </w:r>
+    </w:p>
+    <w:p>
+      <w:pPr>
+        <w:pStyle w:val="a7"/>
+      </w:pPr>
+      <w:r>
+        <w:t>ПО – программное обеспечение</w:t>
+      </w:r>
+    </w:p>
+    <w:p>
+      <w:pPr>
+        <w:pStyle w:val="a7"/>
+      </w:pPr>
+      <w:r>
         <w:t>СУБД – система управления базами данных</w:t>
       </w:r>
     </w:p>
@@ -3183,15 +3208,16 @@
         <w:t>В ходе курсового проектирования требуется разработать оконное приложение «Книга рецептов. Вкусная готовка», позволяющее просматривать рецепты, выполнять их поиск и фильтрацию, оставлять комментарии, переносить рецепты в категорию «Приготовленное», а также предоставляющее администратору возможность устанавливать или изменять уровень сложности рецепта</w:t>
       </w:r>
       <w:r>
-        <w:t xml:space="preserve"> и </w:t>
-      </w:r>
-      <w:proofErr w:type="gramStart"/>
-      <w:r>
-        <w:t>добавлять</w:t>
-      </w:r>
-      <w:proofErr w:type="gramEnd"/>
-      <w:r>
-        <w:t xml:space="preserve"> и редактировать рецепты</w:t>
+        <w:t>,</w:t>
+      </w:r>
+      <w:r>
+        <w:t xml:space="preserve"> </w:t>
+      </w:r>
+      <w:r>
+        <w:t xml:space="preserve">добавлять и </w:t>
+      </w:r>
+      <w:r>
+        <w:t>редактировать рецепты</w:t>
       </w:r>
       <w:r>
         <w:t>.</w:t>
@@ -3251,15 +3277,13 @@
         <w:pStyle w:val="a1"/>
       </w:pPr>
       <w:r>
-        <w:t xml:space="preserve">реализовать просмотр списка рецептов, поиск по названию, описанию и ингредиентам, фильтрацию по категориям, сложности и </w:t>
-      </w:r>
-      <w:proofErr w:type="gramStart"/>
-      <w:r>
-        <w:t>сортировку</w:t>
-      </w:r>
-      <w:proofErr w:type="gramEnd"/>
-      <w:r>
-        <w:t xml:space="preserve"> и сброс фильтров;</w:t>
+        <w:t>реализовать просмотр списка рецептов, поиск по названию, описанию и ингредиентам, фильт</w:t>
+      </w:r>
+      <w:r>
+        <w:t>рацию по категориям, сложности,</w:t>
+      </w:r>
+      <w:r>
+        <w:t xml:space="preserve"> сортировку и сброс фильтров;</w:t>
       </w:r>
     </w:p>
     <w:p>
@@ -3331,10 +3355,257 @@
         <w:pStyle w:val="a7"/>
       </w:pPr>
       <w:r>
-        <w:t>Приложение позвол</w:t>
-      </w:r>
-      <w:r>
-        <w:t>ит</w:t>
+        <w:t>Применение приложения</w:t>
+      </w:r>
+      <w:r>
+        <w:t xml:space="preserve"> позволит сократить время поиска подходящего рецепта, повысить удобство ведения кулинарной базы и снизить риск потери данных по сравнению с использованием разрозненных текстовых файлов и заметок.</w:t>
+      </w:r>
+    </w:p>
+    <w:p>
+      <w:pPr>
+        <w:pStyle w:val="a7"/>
+      </w:pPr>
+      <w:r>
+        <w:t>Областью применения приложения являются</w:t>
+      </w:r>
+      <w:r>
+        <w:t xml:space="preserve"> </w:t>
+      </w:r>
+      <w:r>
+        <w:t>повседневное домашнее использование</w:t>
+      </w:r>
+      <w:r>
+        <w:t xml:space="preserve"> </w:t>
+      </w:r>
+      <w:r>
+        <w:t>в личных, семейных и небольших групповых сценариях, например:</w:t>
+      </w:r>
+    </w:p>
+    <w:p>
+      <w:pPr>
+        <w:pStyle w:val="a1"/>
+      </w:pPr>
+      <w:r>
+        <w:t>ведение личной книги рецептов;</w:t>
+      </w:r>
+    </w:p>
+    <w:p>
+      <w:pPr>
+        <w:pStyle w:val="a1"/>
+      </w:pPr>
+      <w:r>
+        <w:t>совместное использование рецептов семьёй;</w:t>
+      </w:r>
+    </w:p>
+    <w:p>
+      <w:pPr>
+        <w:pStyle w:val="a1"/>
+      </w:pPr>
+      <w:r>
+        <w:t>ведение базы рецептов небольшим кулинарным сообществом;</w:t>
+      </w:r>
+    </w:p>
+    <w:p>
+      <w:pPr>
+        <w:pStyle w:val="a1"/>
+      </w:pPr>
+      <w:r>
+        <w:t>хранение и систематизация авторских рецептов.</w:t>
+      </w:r>
+    </w:p>
+    <w:p>
+      <w:pPr>
+        <w:pStyle w:val="a7"/>
+      </w:pPr>
+      <w:r>
+        <w:t>Пользователями системы являются начинающие кулинары и кулинары-любители.</w:t>
+      </w:r>
+    </w:p>
+    <w:p>
+      <w:pPr>
+        <w:pStyle w:val="2"/>
+      </w:pPr>
+      <w:bookmarkStart w:id="4" w:name="_Toc244028356"/>
+      <w:r>
+        <w:t>Постановка задачи</w:t>
+      </w:r>
+      <w:bookmarkEnd w:id="4"/>
+    </w:p>
+    <w:p>
+      <w:pPr>
+        <w:pStyle w:val="a7"/>
+      </w:pPr>
+      <w:r>
+        <w:t>Требуется разработать многопользовательское приложение с оконным интерфейсом пользователя для хранения базы рецептов. В</w:t>
+      </w:r>
+      <w:r>
+        <w:t xml:space="preserve"> приложении</w:t>
+      </w:r>
+      <w:r>
+        <w:t xml:space="preserve"> должны быть</w:t>
+      </w:r>
+      <w:r>
+        <w:t xml:space="preserve"> предусмотрены следующие функциональные возможности:</w:t>
+      </w:r>
+    </w:p>
+    <w:p>
+      <w:pPr>
+        <w:pStyle w:val="a1"/>
+      </w:pPr>
+      <w:r>
+        <w:t>просмотр списка рецептов в виде карточек или таблицы;</w:t>
+      </w:r>
+    </w:p>
+    <w:p>
+      <w:pPr>
+        <w:pStyle w:val="a1"/>
+      </w:pPr>
+      <w:r>
+        <w:t>просмотр подробной информации о рецепте;</w:t>
+      </w:r>
+    </w:p>
+    <w:p>
+      <w:pPr>
+        <w:pStyle w:val="a1"/>
+      </w:pPr>
+      <w:r>
+        <w:t>поиск рецептов по названию, описанию и ингредиентам;</w:t>
+      </w:r>
+    </w:p>
+    <w:p>
+      <w:pPr>
+        <w:pStyle w:val="a1"/>
+      </w:pPr>
+      <w:r>
+        <w:lastRenderedPageBreak/>
+        <w:t>фильтрация рецептов по категориям</w:t>
+      </w:r>
+      <w:r>
+        <w:t>,</w:t>
+      </w:r>
+      <w:r>
+        <w:t xml:space="preserve"> </w:t>
+      </w:r>
+      <w:r>
+        <w:t>уровню сложности</w:t>
+      </w:r>
+      <w:r>
+        <w:t xml:space="preserve"> и времени приготовления</w:t>
+      </w:r>
+      <w:r>
+        <w:t>;</w:t>
+      </w:r>
+    </w:p>
+    <w:p>
+      <w:pPr>
+        <w:pStyle w:val="a1"/>
+      </w:pPr>
+      <w:r>
+        <w:t>сброс установленных фильтров;</w:t>
+      </w:r>
+    </w:p>
+    <w:p>
+      <w:pPr>
+        <w:pStyle w:val="a1"/>
+      </w:pPr>
+      <w:r>
+        <w:t>сортировка рецептов по названию, времени приготовления и сложности;</w:t>
+      </w:r>
+    </w:p>
+    <w:p>
+      <w:pPr>
+        <w:pStyle w:val="a1"/>
+      </w:pPr>
+      <w:r>
+        <w:t>перенос рецепта в личную категорию «Приготовленное»;</w:t>
+      </w:r>
+    </w:p>
+    <w:p>
+      <w:pPr>
+        <w:pStyle w:val="a1"/>
+      </w:pPr>
+      <w:r>
+        <w:t>просмотр списка приготовленных рецептов;</w:t>
+      </w:r>
+    </w:p>
+    <w:p>
+      <w:pPr>
+        <w:pStyle w:val="a1"/>
+      </w:pPr>
+      <w:r>
+        <w:t>регистрация нового пользователя;</w:t>
+      </w:r>
+    </w:p>
+    <w:p>
+      <w:pPr>
+        <w:pStyle w:val="a1"/>
+      </w:pPr>
+      <w:r>
+        <w:t>авторизация пользователя по логину и паролю;</w:t>
+      </w:r>
+    </w:p>
+    <w:p>
+      <w:pPr>
+        <w:pStyle w:val="a1"/>
+      </w:pPr>
+      <w:r>
+        <w:t>добавление нового рецепта;</w:t>
+      </w:r>
+    </w:p>
+    <w:p>
+      <w:pPr>
+        <w:pStyle w:val="a1"/>
+      </w:pPr>
+      <w:r>
+        <w:t>редактирование существующего рецепта;</w:t>
+      </w:r>
+    </w:p>
+    <w:p>
+      <w:pPr>
+        <w:pStyle w:val="a1"/>
+      </w:pPr>
+      <w:r>
+        <w:t>удаление рецепта пользователем при наличии прав;</w:t>
+      </w:r>
+    </w:p>
+    <w:p>
+      <w:pPr>
+        <w:pStyle w:val="a1"/>
+      </w:pPr>
+      <w:r>
+        <w:t>добавление комментария к рецепту;</w:t>
+      </w:r>
+    </w:p>
+    <w:p>
+      <w:pPr>
+        <w:pStyle w:val="a1"/>
+      </w:pPr>
+      <w:r>
+        <w:t>редактирование и удаление собственного комментария;</w:t>
+      </w:r>
+    </w:p>
+    <w:p>
+      <w:pPr>
+        <w:pStyle w:val="a1"/>
+      </w:pPr>
+      <w:r>
+        <w:t>удаление любого комментария администратором;</w:t>
+      </w:r>
+    </w:p>
+    <w:p>
+      <w:pPr>
+        <w:pStyle w:val="a1"/>
+      </w:pPr>
+      <w:r>
+        <w:t>установка уровня сложности рецепта администратором;</w:t>
+      </w:r>
+    </w:p>
+    <w:p>
+      <w:pPr>
+        <w:pStyle w:val="a7"/>
+      </w:pPr>
+      <w:r>
+        <w:t>Доступ к функциональности в зависимости от роли распределяется следующим образом</w:t>
       </w:r>
       <w:r>
         <w:t>:</w:t>
@@ -3345,7 +3616,16 @@
         <w:pStyle w:val="a1"/>
       </w:pPr>
       <w:r>
-        <w:t>хранить рецепты в структурированном виде;</w:t>
+        <w:t xml:space="preserve">гость может </w:t>
+      </w:r>
+      <w:r>
+        <w:t>просматривать список рецептов</w:t>
+      </w:r>
+      <w:r>
+        <w:t xml:space="preserve"> и </w:t>
+      </w:r>
+      <w:r>
+        <w:t>просматривать подробную информацию о рецепте;</w:t>
       </w:r>
     </w:p>
     <w:p>
@@ -3353,7 +3633,22 @@
         <w:pStyle w:val="a1"/>
       </w:pPr>
       <w:r>
-        <w:t>быстро находить нужные блюда по названию, ингредиентам и описанию;</w:t>
+        <w:t xml:space="preserve">пользователь может </w:t>
+      </w:r>
+      <w:r>
+        <w:t>выполнять поиск, фильтрацию и сортировку</w:t>
+      </w:r>
+      <w:r>
+        <w:t xml:space="preserve">, </w:t>
+      </w:r>
+      <w:r>
+        <w:t>добавлять комментарии к любым рецептам</w:t>
+      </w:r>
+      <w:r>
+        <w:t xml:space="preserve"> и </w:t>
+      </w:r>
+      <w:r>
+        <w:t>отмечать рецепты как «Приготовленное»;</w:t>
       </w:r>
     </w:p>
     <w:p>
@@ -3361,248 +3656,13 @@
         <w:pStyle w:val="a1"/>
       </w:pPr>
       <w:r>
-        <w:t>фильтровать рецепты по категориям, сложности и времени приготовления;</w:t>
-      </w:r>
-    </w:p>
-    <w:p>
-      <w:pPr>
-        <w:pStyle w:val="a1"/>
-      </w:pPr>
-      <w:r>
-        <w:t>отмечать рецепты, которые пользователь уже готовил;</w:t>
-      </w:r>
-    </w:p>
-    <w:p>
-      <w:pPr>
-        <w:pStyle w:val="a1"/>
-      </w:pPr>
-      <w:r>
-        <w:t>оставлять комментарии к рецептам;</w:t>
-      </w:r>
-    </w:p>
-    <w:p>
-      <w:pPr>
-        <w:pStyle w:val="a1"/>
-      </w:pPr>
-      <w:r>
-        <w:t>создавать новые рецепты и редактировать существующие;</w:t>
-      </w:r>
-    </w:p>
-    <w:p>
-      <w:pPr>
-        <w:pStyle w:val="a1"/>
-      </w:pPr>
-      <w:r>
-        <w:t>предоставлять администратору возможность устанавливать уровень сложности блюд.</w:t>
-      </w:r>
-    </w:p>
-    <w:p>
-      <w:pPr>
-        <w:pStyle w:val="a7"/>
-      </w:pPr>
-      <w:r>
-        <w:t>Это позволит сократить время поиска подходящего рецепта, повысить удобство ведения кулинарной базы и снизить риск потери данных по сравнению с использованием разрозненных текстовых файлов и заметок.</w:t>
-      </w:r>
-    </w:p>
-    <w:p>
-      <w:pPr>
-        <w:pStyle w:val="a7"/>
-      </w:pPr>
-      <w:r>
-        <w:t>Приложение предназначено для использования в личных, семейных и небольших групповых сценариях, например:</w:t>
-      </w:r>
-    </w:p>
-    <w:p>
-      <w:pPr>
-        <w:pStyle w:val="a1"/>
-      </w:pPr>
-      <w:r>
-        <w:t>ведение личной книги рецептов;</w:t>
-      </w:r>
-    </w:p>
-    <w:p>
-      <w:pPr>
-        <w:pStyle w:val="a1"/>
-      </w:pPr>
-      <w:r>
-        <w:t>совместное использование рецептов семьёй;</w:t>
-      </w:r>
-    </w:p>
-    <w:p>
-      <w:pPr>
-        <w:pStyle w:val="a1"/>
-      </w:pPr>
-      <w:r>
-        <w:t>ведение базы рецептов небольшим кулинарным сообществом;</w:t>
-      </w:r>
-    </w:p>
-    <w:p>
-      <w:pPr>
-        <w:pStyle w:val="a1"/>
-      </w:pPr>
-      <w:r>
-        <w:t>хранение и систематизация авторских рецептов.</w:t>
-      </w:r>
-    </w:p>
-    <w:p>
-      <w:pPr>
-        <w:pStyle w:val="2"/>
-      </w:pPr>
-      <w:bookmarkStart w:id="4" w:name="_Toc244028356"/>
-      <w:r>
-        <w:lastRenderedPageBreak/>
-        <w:t>Постановка задачи</w:t>
-      </w:r>
-      <w:bookmarkEnd w:id="4"/>
-    </w:p>
-    <w:p>
-      <w:pPr>
-        <w:pStyle w:val="a7"/>
-      </w:pPr>
-      <w:r>
-        <w:t>В приложении предусмотрены следующие функциональные возможности:</w:t>
-      </w:r>
-    </w:p>
-    <w:p>
-      <w:pPr>
-        <w:pStyle w:val="a1"/>
-      </w:pPr>
-      <w:r>
-        <w:t>просмотр списка рецептов в виде карточек или таблицы;</w:t>
-      </w:r>
-    </w:p>
-    <w:p>
-      <w:pPr>
-        <w:pStyle w:val="a1"/>
-      </w:pPr>
-      <w:r>
-        <w:t>просмотр подробной информации о рецепте;</w:t>
-      </w:r>
-    </w:p>
-    <w:p>
-      <w:pPr>
-        <w:pStyle w:val="a1"/>
-      </w:pPr>
-      <w:r>
-        <w:t>поиск рецептов по названию, описанию и ингредиентам;</w:t>
-      </w:r>
-    </w:p>
-    <w:p>
-      <w:pPr>
-        <w:pStyle w:val="a1"/>
-      </w:pPr>
-      <w:r>
-        <w:t>фильтрация рецептов по категориям</w:t>
-      </w:r>
-      <w:r>
-        <w:t xml:space="preserve"> и </w:t>
-      </w:r>
-      <w:r>
-        <w:t>уровню сложности;</w:t>
-      </w:r>
-    </w:p>
-    <w:p>
-      <w:pPr>
-        <w:pStyle w:val="a1"/>
-      </w:pPr>
-      <w:r>
-        <w:t>сортировка рецептов по названию, времени приготовления и сложности;</w:t>
-      </w:r>
-    </w:p>
-    <w:p>
-      <w:pPr>
-        <w:pStyle w:val="a1"/>
-      </w:pPr>
-      <w:r>
-        <w:t>сброс установленных фильтров;</w:t>
-      </w:r>
-    </w:p>
-    <w:p>
-      <w:pPr>
-        <w:pStyle w:val="a1"/>
-      </w:pPr>
-      <w:r>
-        <w:t>регистрация нового пользователя;</w:t>
-      </w:r>
-    </w:p>
-    <w:p>
-      <w:pPr>
-        <w:pStyle w:val="a1"/>
-      </w:pPr>
-      <w:r>
-        <w:t>авторизация пользователя по логину и паролю;</w:t>
-      </w:r>
-    </w:p>
-    <w:p>
-      <w:pPr>
-        <w:pStyle w:val="a1"/>
-      </w:pPr>
-      <w:r>
-        <w:t>добавление нового рецепта;</w:t>
-      </w:r>
-    </w:p>
-    <w:p>
-      <w:pPr>
-        <w:pStyle w:val="a1"/>
-      </w:pPr>
-      <w:r>
-        <w:t>редактирование существующего рецепта;</w:t>
-      </w:r>
-    </w:p>
-    <w:p>
-      <w:pPr>
-        <w:pStyle w:val="a1"/>
-      </w:pPr>
-      <w:r>
-        <w:t>удаление рецепта пользователем при наличии прав;</w:t>
-      </w:r>
-    </w:p>
-    <w:p>
-      <w:pPr>
-        <w:pStyle w:val="a1"/>
-      </w:pPr>
-      <w:r>
-        <w:t>добавление комментария к рецепту;</w:t>
-      </w:r>
-    </w:p>
-    <w:p>
-      <w:pPr>
-        <w:pStyle w:val="a1"/>
-      </w:pPr>
-      <w:r>
-        <w:t>редактирование и удаление собственного комментария;</w:t>
-      </w:r>
-    </w:p>
-    <w:p>
-      <w:pPr>
-        <w:pStyle w:val="a1"/>
-      </w:pPr>
-      <w:r>
-        <w:t>удаление любого комментария администратором;</w:t>
-      </w:r>
-    </w:p>
-    <w:p>
-      <w:pPr>
-        <w:pStyle w:val="a1"/>
-      </w:pPr>
-      <w:r>
-        <w:t>перенос рецепта в личную категорию «Приготовленное»;</w:t>
-      </w:r>
-    </w:p>
-    <w:p>
-      <w:pPr>
-        <w:pStyle w:val="a1"/>
-      </w:pPr>
-      <w:r>
-        <w:t>просмотр списка приготовленных рецептов;</w:t>
-      </w:r>
-    </w:p>
-    <w:p>
-      <w:pPr>
-        <w:pStyle w:val="a1"/>
-      </w:pPr>
-      <w:r>
-        <w:t>установка уровня сложности рецепта администратором;</w:t>
+        <w:t>администратор может редактировать, добавлять и удалять люб</w:t>
+      </w:r>
+      <w:r>
+        <w:t>ые рецепты и комментарии, а так</w:t>
+      </w:r>
+      <w:r>
+        <w:t>же устанавливать уровень сложности рецепта.</w:t>
       </w:r>
     </w:p>
     <w:p>
@@ -3613,10 +3673,151 @@
         </w:rPr>
       </w:pPr>
       <w:r>
-        <w:t>Доступ к функциональности в зависимости от роли распределяется следующим образом</w:t>
-      </w:r>
-      <w:r>
-        <w:t>:</w:t>
+        <w:t>Запуск приложения осуществляется в оконном режиме. При старте приложение автоматически подключается к базе данных и отображает главное окно с каталогом рецептов в режиме гостя. Для выполнения операций создания, редактирования или комментирования данных пользователь должен пройти процедуру авторизации.</w:t>
+      </w:r>
+    </w:p>
+    <w:p>
+      <w:pPr>
+        <w:pStyle w:val="2"/>
+      </w:pPr>
+      <w:bookmarkStart w:id="5" w:name="_Toc244028357"/>
+      <w:r>
+        <w:lastRenderedPageBreak/>
+        <w:t>Выбор состава программных и технических</w:t>
+      </w:r>
+      <w:r>
+        <w:t xml:space="preserve"> с</w:t>
+      </w:r>
+      <w:r>
+        <w:t>редств</w:t>
+      </w:r>
+      <w:bookmarkEnd w:id="5"/>
+    </w:p>
+    <w:p>
+      <w:pPr>
+        <w:pStyle w:val="a7"/>
+      </w:pPr>
+      <w:r>
+        <w:t xml:space="preserve">Для разработки </w:t>
+      </w:r>
+      <w:r>
+        <w:t>БД</w:t>
+      </w:r>
+      <w:r>
+        <w:t xml:space="preserve"> выбрана СУБД Microsoft SQL </w:t>
+      </w:r>
+      <w:r>
+        <w:t>Server</w:t>
+      </w:r>
+      <w:r>
+        <w:t xml:space="preserve"> 2022</w:t>
+      </w:r>
+      <w:r>
+        <w:t>, так как она обеспечивает высокую надёжность, развитые средства администрирования, поддержку транзакций и хорошо совместима с экосистемой .</w:t>
+      </w:r>
+      <w:r>
+        <w:t>NET</w:t>
+      </w:r>
+      <w:r>
+        <w:t xml:space="preserve"> </w:t>
+      </w:r>
+      <w:r>
+        <w:t xml:space="preserve">8.0 </w:t>
+      </w:r>
+      <w:r>
+        <w:t xml:space="preserve">[3]. </w:t>
+      </w:r>
+    </w:p>
+    <w:p>
+      <w:pPr>
+        <w:pStyle w:val="a7"/>
+      </w:pPr>
+      <w:r>
+        <w:t>Для разработки оконного приложения выбран язык программирования C#, так как он является объектно-ориентированным, обеспечивает строгую типизацию, автоматическое управление памятью и широко используется при разработке настольных приложений на платформе Windows.</w:t>
+      </w:r>
+    </w:p>
+    <w:p>
+      <w:pPr>
+        <w:pStyle w:val="a7"/>
+      </w:pPr>
+      <w:r>
+        <w:t xml:space="preserve">В качестве графического фреймворка выбран WPF, поскольку он предназначен именно для разработки оконных приложений, поддерживает XAML-разметку, мощную систему стилей, шаблонизации и привязки данных, что позволяет удобно реализовать интерфейс книги рецептов [2]. </w:t>
+      </w:r>
+    </w:p>
+    <w:p>
+      <w:pPr>
+        <w:pStyle w:val="a7"/>
+      </w:pPr>
+      <w:r>
+        <w:t>Для организации кода выбран паттерн MVVM, так как он позволяет отделить представление от бизнес-логики, упростить тестирование и обеспечить удобное связывание данных с элементами интерфейса.</w:t>
+      </w:r>
+    </w:p>
+    <w:p>
+      <w:pPr>
+        <w:pStyle w:val="a7"/>
+      </w:pPr>
+      <w:r>
+        <w:t xml:space="preserve">Для доступа к </w:t>
+      </w:r>
+      <w:r>
+        <w:t xml:space="preserve">БД </w:t>
+      </w:r>
+      <w:r>
+        <w:t>выбран Entity Framework Core, так как он позволяет работать с БД в объектно-ориентированном стиле, снижает объём ручного SQL-кода и упрощает поддержку схемы данных [3].</w:t>
+      </w:r>
+    </w:p>
+    <w:p>
+      <w:pPr>
+        <w:pStyle w:val="a7"/>
+      </w:pPr>
+      <w:r>
+        <w:t xml:space="preserve">В качестве среды разработки выбрана Visual Studio 2026, так как она содержит встроенный отладчик, редактор XAML, инструменты работы с </w:t>
+      </w:r>
+      <w:r>
+        <w:t>БД</w:t>
+      </w:r>
+      <w:r>
+        <w:t xml:space="preserve"> и средства контроля версий, что соответствует требованиям к разработке, внедрению и адаптации программного обеспечения [5].</w:t>
+      </w:r>
+    </w:p>
+    <w:p>
+      <w:pPr>
+        <w:pStyle w:val="a7"/>
+      </w:pPr>
+      <w:r>
+        <w:t xml:space="preserve">Для обеспечения качества разрабатываемого ПО и организации тестирования </w:t>
+      </w:r>
+      <w:r>
+        <w:t>будут применяться</w:t>
+      </w:r>
+      <w:r>
+        <w:t xml:space="preserve"> подходы структурного и функционального тестирования, описанные в специализированной литературе [1].</w:t>
+      </w:r>
+    </w:p>
+    <w:p>
+      <w:pPr>
+        <w:pStyle w:val="a7"/>
+      </w:pPr>
+      <w:r>
+        <w:t xml:space="preserve">Так как приложение </w:t>
+      </w:r>
+      <w:r>
+        <w:t xml:space="preserve">будет </w:t>
+      </w:r>
+      <w:r>
+        <w:t>являт</w:t>
+      </w:r>
+      <w:r>
+        <w:t>ься</w:t>
+      </w:r>
+      <w:r>
+        <w:t xml:space="preserve"> оконным </w:t>
+      </w:r>
+      <w:r>
+        <w:t>приложением</w:t>
+      </w:r>
+      <w:r>
+        <w:t xml:space="preserve"> на платформе .NET 8.0, минимальные системные ресурсы для его корректной работы составляют:</w:t>
       </w:r>
     </w:p>
     <w:p>
@@ -3624,16 +3825,10 @@
         <w:pStyle w:val="a1"/>
       </w:pPr>
       <w:r>
-        <w:t xml:space="preserve">гость может </w:t>
-      </w:r>
-      <w:r>
-        <w:t>просматривать список рецептов</w:t>
-      </w:r>
-      <w:r>
-        <w:t xml:space="preserve"> и </w:t>
-      </w:r>
-      <w:r>
-        <w:t>просматривать подробную информацию о рецепте;</w:t>
+        <w:t>о</w:t>
+      </w:r>
+      <w:r>
+        <w:t>перационная система: Windows 10 или Windows 11, 64-bit;</w:t>
       </w:r>
     </w:p>
     <w:p>
@@ -3641,25 +3836,11 @@
         <w:pStyle w:val="a1"/>
       </w:pPr>
       <w:r>
-        <w:t xml:space="preserve">пользователь может </w:t>
-      </w:r>
-      <w:r>
-        <w:t>выполнять поиск, фильтрацию и сортировку</w:t>
-      </w:r>
-      <w:r>
-        <w:t xml:space="preserve">, </w:t>
-      </w:r>
-      <w:r>
-        <w:t>добавлять комментарии к любым рецептам</w:t>
-      </w:r>
-      <w:r>
-        <w:t xml:space="preserve"> и </w:t>
-      </w:r>
-      <w:r>
-        <w:t>отмечать рецепты как «Приготовленное»</w:t>
-      </w:r>
-      <w:r>
-        <w:t>;</w:t>
+        <w:lastRenderedPageBreak/>
+        <w:t>п</w:t>
+      </w:r>
+      <w:r>
+        <w:t>роцессор: двухъядерный процессор архитектуры x64 с частотой от 1.5 ГГц (Intel Core i3 / AMD Ryzen 3 или аналог);</w:t>
       </w:r>
     </w:p>
     <w:p>
@@ -3667,197 +3848,168 @@
         <w:pStyle w:val="a1"/>
       </w:pPr>
       <w:r>
-        <w:lastRenderedPageBreak/>
-        <w:t xml:space="preserve">администратор может редактировать, добавлять и удалять любые рецепты и комментарии, а </w:t>
-      </w:r>
-      <w:proofErr w:type="gramStart"/>
-      <w:r>
-        <w:t>так же</w:t>
-      </w:r>
-      <w:proofErr w:type="gramEnd"/>
-      <w:r>
-        <w:t xml:space="preserve"> устанавливать уровень сложности рецепта.</w:t>
-      </w:r>
-    </w:p>
-    <w:p>
-      <w:pPr>
-        <w:pStyle w:val="2"/>
-      </w:pPr>
-      <w:bookmarkStart w:id="5" w:name="_Toc244028357"/>
-      <w:r>
-        <w:t>Выбор состава программных и технических</w:t>
-      </w:r>
-      <w:r>
-        <w:t xml:space="preserve"> с</w:t>
-      </w:r>
-      <w:r>
-        <w:t>редств</w:t>
-      </w:r>
-      <w:bookmarkEnd w:id="5"/>
+        <w:t>о</w:t>
+      </w:r>
+      <w:r>
+        <w:t>перативная память: от 4 ГБ ОЗУ;</w:t>
+      </w:r>
+    </w:p>
+    <w:p>
+      <w:pPr>
+        <w:pStyle w:val="a1"/>
+      </w:pPr>
+      <w:r>
+        <w:t>с</w:t>
+      </w:r>
+      <w:r>
+        <w:t>вободное место на диске: не менее 1 ГБ для установки самого приложения, библиотек .NET Runtime и временных файлов кэша;</w:t>
+      </w:r>
+    </w:p>
+    <w:p>
+      <w:pPr>
+        <w:pStyle w:val="a1"/>
+      </w:pPr>
+      <w:r>
+        <w:t>р</w:t>
+      </w:r>
+      <w:r>
+        <w:t>азрешение экрана: от 1280×720 пикселей;</w:t>
+      </w:r>
+    </w:p>
+    <w:p>
+      <w:pPr>
+        <w:pStyle w:val="a1"/>
+      </w:pPr>
+      <w:r>
+        <w:t>г</w:t>
+      </w:r>
+      <w:r>
+        <w:t>рафическая подсистема: интегрированный видеоадаптер с поддержкой DirectX 9 или выше (выделенная видеокарта не требуется).</w:t>
+      </w:r>
     </w:p>
     <w:p>
       <w:pPr>
         <w:pStyle w:val="a7"/>
       </w:pPr>
       <w:r>
-        <w:t xml:space="preserve">Для разработки базы данных выбрана СУБД Microsoft SQL Server, так как она обеспечивает высокую надёжность, развитые средства администрирования, поддержку транзакций и хорошо совместима с экосистемой .NET [3]. </w:t>
+        <w:t xml:space="preserve">В рамках данного </w:t>
+      </w:r>
+      <w:r>
+        <w:t>приложения</w:t>
+      </w:r>
+      <w:r>
+        <w:t xml:space="preserve"> база данных Microsoft SQL Server </w:t>
+      </w:r>
+      <w:r>
+        <w:t xml:space="preserve">2022 </w:t>
+      </w:r>
+      <w:r>
+        <w:t xml:space="preserve">развертывается локально на той же машине, где </w:t>
+      </w:r>
+      <w:r>
+        <w:t xml:space="preserve">будет </w:t>
+      </w:r>
+      <w:r>
+        <w:t>установлено клиентское приложение. Таким образом, требования к серверной части совмещены с требованиями к рабочей станции, но с учетом дополнительной нагрузки от службы СУБД:</w:t>
+      </w:r>
+    </w:p>
+    <w:p>
+      <w:pPr>
+        <w:pStyle w:val="a1"/>
+      </w:pPr>
+      <w:r>
+        <w:t>о</w:t>
+      </w:r>
+      <w:r>
+        <w:t>перационная система: та же, что и для клиента (Windows 10/11 64-bit);</w:t>
+      </w:r>
+    </w:p>
+    <w:p>
+      <w:pPr>
+        <w:pStyle w:val="a1"/>
+        <w:rPr>
+          <w:lang w:val="en-US"/>
+        </w:rPr>
+      </w:pPr>
+      <w:r>
+        <w:t>у</w:t>
+      </w:r>
+      <w:r>
+        <w:t>становленное</w:t>
+      </w:r>
+      <w:r>
+        <w:rPr>
+          <w:lang w:val="en-US"/>
+        </w:rPr>
+        <w:t xml:space="preserve"> </w:t>
+      </w:r>
+      <w:r>
+        <w:t>ПО</w:t>
+      </w:r>
+      <w:r>
+        <w:rPr>
+          <w:lang w:val="en-US"/>
+        </w:rPr>
+        <w:t xml:space="preserve">: Microsoft SQL Server Express 2019/2022 </w:t>
+      </w:r>
+      <w:r>
+        <w:t>и</w:t>
+      </w:r>
+      <w:r>
+        <w:rPr>
+          <w:lang w:val="en-US"/>
+        </w:rPr>
+        <w:t xml:space="preserve"> SQL Server Management Studio;</w:t>
+      </w:r>
+    </w:p>
+    <w:p>
+      <w:pPr>
+        <w:pStyle w:val="a1"/>
+      </w:pPr>
+      <w:r>
+        <w:t>п</w:t>
+      </w:r>
+      <w:r>
+        <w:t xml:space="preserve">роцессор: рекомендуется использовать многоядерный </w:t>
+      </w:r>
+      <w:r>
+        <w:t>процессор</w:t>
+      </w:r>
+      <w:r>
+        <w:t xml:space="preserve"> для параллельной обработки запросов из приложения и служб;</w:t>
+      </w:r>
+    </w:p>
+    <w:p>
+      <w:pPr>
+        <w:pStyle w:val="a1"/>
+      </w:pPr>
+      <w:r>
+        <w:t>о</w:t>
+      </w:r>
+      <w:r>
+        <w:t>перативная память: суммарно от 4–8 ГБ ОЗУ;</w:t>
+      </w:r>
+    </w:p>
+    <w:p>
+      <w:pPr>
+        <w:pStyle w:val="a1"/>
+      </w:pPr>
+      <w:r>
+        <w:t>д</w:t>
+      </w:r>
+      <w:r>
+        <w:t>исковое пространство: дополнительно 2–3 ГБ для размещения системных файлов SQL Server, логов транзакций и самих данных.</w:t>
       </w:r>
     </w:p>
     <w:p>
       <w:pPr>
         <w:pStyle w:val="a7"/>
       </w:pPr>
-      <w:r>
-        <w:t>Для разработки оконного приложения выбран язык программирования C#, так как он является объектно-ориентированным, обеспечивает строгую типизацию, автоматическое управление памятью и широко используется при разработке настольных приложений на платформе Windows.</w:t>
-      </w:r>
     </w:p>
     <w:p>
       <w:pPr>
         <w:pStyle w:val="a7"/>
       </w:pPr>
-      <w:r>
-        <w:t xml:space="preserve">В качестве графического фреймворка выбран WPF, поскольку он предназначен именно для разработки оконных приложений, поддерживает XAML-разметку, мощную систему стилей, шаблонизации и привязки данных, что позволяет удобно реализовать интерфейс книги рецептов [2]. </w:t>
-      </w:r>
-    </w:p>
-    <w:p>
-      <w:pPr>
-        <w:pStyle w:val="a7"/>
-      </w:pPr>
-      <w:r>
-        <w:t>Для организации кода выбран паттерн MVVM, так как он позволяет отделить представление от бизнес-логики, упростить тестирование и обеспечить удобное связывание данных с элементами интерфейса.</w:t>
-      </w:r>
-    </w:p>
-    <w:p>
-      <w:pPr>
-        <w:pStyle w:val="a7"/>
-      </w:pPr>
-      <w:r>
-        <w:t xml:space="preserve">Для доступа к базе данных выбран </w:t>
-      </w:r>
-      <w:proofErr w:type="spellStart"/>
-      <w:r>
-        <w:t>Entity</w:t>
-      </w:r>
-      <w:proofErr w:type="spellEnd"/>
-      <w:r>
-        <w:t xml:space="preserve"> Framework Core, так как он позволяет работать с БД в объектно-ориентированном стиле, снижает объём ручного SQL-кода и упрощает поддержку схемы данных [3].</w:t>
-      </w:r>
-    </w:p>
-    <w:p>
-      <w:pPr>
-        <w:pStyle w:val="a7"/>
-      </w:pPr>
-      <w:r>
-        <w:t>В качестве среды разработки выбрана Visual Studio 202</w:t>
-      </w:r>
-      <w:r>
-        <w:t>6</w:t>
-      </w:r>
-      <w:r>
-        <w:t>, так как она содержит встроенный отладчик, редактор XAML, инструменты работы с базами данных и средства контроля версий, что соответствует требованиям к разработке, внедрению и адаптации программного обеспечения [5].</w:t>
-      </w:r>
-    </w:p>
-    <w:p>
-      <w:pPr>
-        <w:pStyle w:val="a7"/>
-      </w:pPr>
-      <w:r>
-        <w:t>Для обеспечения качества разрабатываемого ПО и организации тестирования применяются подходы структурного и функционального тестирования, описанные в специализированной литературе [1].</w:t>
-      </w:r>
-    </w:p>
-    <w:p>
-      <w:pPr>
-        <w:pStyle w:val="a7"/>
-      </w:pPr>
-      <w:r>
-        <w:lastRenderedPageBreak/>
-        <w:t>К клиенту оконного приложения представлены следующие а</w:t>
-      </w:r>
-      <w:r>
-        <w:t>ппаратные</w:t>
-      </w:r>
-      <w:r>
-        <w:t xml:space="preserve"> и программные</w:t>
-      </w:r>
-      <w:r>
-        <w:t xml:space="preserve"> требования </w:t>
-      </w:r>
-      <w:r>
-        <w:t>для запуска</w:t>
-      </w:r>
-      <w:r>
-        <w:t xml:space="preserve"> разработанного </w:t>
-      </w:r>
-      <w:r>
-        <w:t>приложения</w:t>
-      </w:r>
-      <w:r>
-        <w:t>:</w:t>
-      </w:r>
-    </w:p>
-    <w:p>
-      <w:pPr>
-        <w:pStyle w:val="a1"/>
-      </w:pPr>
-      <w:r>
-        <w:t>операционная система: Windows 10 или Windows 11, 64-bit;</w:t>
-      </w:r>
-    </w:p>
-    <w:p>
-      <w:pPr>
-        <w:pStyle w:val="a1"/>
-      </w:pPr>
-      <w:r>
-        <w:t xml:space="preserve">среда выполнения: .NET Desktop </w:t>
-      </w:r>
-      <w:proofErr w:type="spellStart"/>
-      <w:r>
-        <w:t>Runtime</w:t>
-      </w:r>
-      <w:proofErr w:type="spellEnd"/>
-      <w:r>
-        <w:t xml:space="preserve"> 8.0 или выше;</w:t>
-      </w:r>
-    </w:p>
-    <w:p>
-      <w:pPr>
-        <w:pStyle w:val="a1"/>
-      </w:pPr>
-      <w:r>
-        <w:t>процессор: 2-ядерный с тактовой частотой от 1.5 ГГц;</w:t>
-      </w:r>
-    </w:p>
-    <w:p>
-      <w:pPr>
-        <w:pStyle w:val="a1"/>
-      </w:pPr>
-      <w:r>
-        <w:t>оперативная память: от 4 ГБ;</w:t>
-      </w:r>
-    </w:p>
-    <w:p>
-      <w:pPr>
-        <w:pStyle w:val="a1"/>
-      </w:pPr>
-      <w:r>
-        <w:t>свободное пространство на диске: от 2 ГБ для приложения и локальных данных, от 10 ГБ при хранении изображений рецептов;</w:t>
-      </w:r>
-    </w:p>
-    <w:p>
-      <w:pPr>
-        <w:pStyle w:val="a1"/>
-      </w:pPr>
-      <w:r>
-        <w:t>разрешение экрана: от 1366×768;</w:t>
-      </w:r>
-    </w:p>
-    <w:p>
-      <w:pPr>
-        <w:pStyle w:val="a1"/>
-      </w:pPr>
-      <w:r>
-        <w:t>видеокарта: встроенная графика, отдельная видеокарта не требуется.</w:t>
-      </w:r>
     </w:p>
     <w:p>
       <w:pPr>
@@ -4099,11 +4251,7 @@
     </w:p>
     <w:p>
       <w:pPr>
-        <w:pStyle w:val="a1"/>
-        <w:tabs>
-          <w:tab w:val="clear" w:pos="992"/>
-          <w:tab w:val="num" w:pos="993"/>
-        </w:tabs>
+        <w:pStyle w:val="a7"/>
       </w:pPr>
       <w:r>
         <w:rPr>
@@ -4256,39 +4404,7 @@
         <w:pStyle w:val="a7"/>
       </w:pPr>
       <w:r>
-        <w:t xml:space="preserve">1. </w:t>
-      </w:r>
-      <w:proofErr w:type="spellStart"/>
-      <w:r>
-        <w:t>Аспин</w:t>
-      </w:r>
-      <w:proofErr w:type="spellEnd"/>
-      <w:r>
-        <w:t xml:space="preserve"> А. MySQL. Практические рецепты: Пер. с англ. / А. </w:t>
-      </w:r>
-      <w:proofErr w:type="spellStart"/>
-      <w:r>
-        <w:t>Аспин</w:t>
-      </w:r>
-      <w:proofErr w:type="spellEnd"/>
-      <w:r>
-        <w:t xml:space="preserve"> – Санкт-</w:t>
-      </w:r>
-      <w:proofErr w:type="gramStart"/>
-      <w:r>
-        <w:t>Петербург :</w:t>
-      </w:r>
-      <w:proofErr w:type="gramEnd"/>
-      <w:r>
-        <w:t xml:space="preserve"> БХВ-Петербург, 2024. – 592 с. – URL: https://ibooks.ru/bookshelf/396439/reading (дата обращения: 05.05.2026). – Режим доступа: для </w:t>
-      </w:r>
-      <w:proofErr w:type="spellStart"/>
-      <w:r>
-        <w:t>зарегистрир</w:t>
-      </w:r>
-      <w:proofErr w:type="spellEnd"/>
-      <w:r>
-        <w:t xml:space="preserve">. пользователей. – Текст: электронный. </w:t>
+        <w:t xml:space="preserve">1. Аспин А. MySQL. Практические рецепты: Пер. с англ. / А. Аспин – Санкт-Петербург : БХВ-Петербург, 2024. – 592 с. – URL: https://ibooks.ru/bookshelf/396439/reading (дата обращения: 05.05.2026). – Режим доступа: для зарегистрир. пользователей. – Текст: электронный. </w:t>
       </w:r>
     </w:p>
     <w:p>
@@ -4296,55 +4412,7 @@
         <w:pStyle w:val="a7"/>
       </w:pPr>
       <w:r>
-        <w:t xml:space="preserve">2. </w:t>
-      </w:r>
-      <w:proofErr w:type="spellStart"/>
-      <w:r>
-        <w:t>Нацвин</w:t>
-      </w:r>
-      <w:proofErr w:type="spellEnd"/>
-      <w:r>
-        <w:t xml:space="preserve"> А. В., Юрьева Т. А. Разработка программного обеспечения с графическим интерфейсом на базе фреймворка </w:t>
-      </w:r>
-      <w:proofErr w:type="spellStart"/>
-      <w:r>
-        <w:t>Avalonia</w:t>
-      </w:r>
-      <w:proofErr w:type="spellEnd"/>
-      <w:r>
-        <w:t xml:space="preserve">: учебно-методическое пособие / А.В. </w:t>
-      </w:r>
-      <w:proofErr w:type="spellStart"/>
-      <w:r>
-        <w:t>Нацвин</w:t>
-      </w:r>
-      <w:proofErr w:type="spellEnd"/>
-      <w:r>
-        <w:t xml:space="preserve">, Т.А. Юрьева. – </w:t>
-      </w:r>
-      <w:proofErr w:type="gramStart"/>
-      <w:r>
-        <w:t>Благовещенск :</w:t>
-      </w:r>
-      <w:proofErr w:type="gramEnd"/>
-      <w:r>
-        <w:t xml:space="preserve"> </w:t>
-      </w:r>
-      <w:proofErr w:type="spellStart"/>
-      <w:r>
-        <w:t>АмГУ</w:t>
-      </w:r>
-      <w:proofErr w:type="spellEnd"/>
-      <w:r>
-        <w:t xml:space="preserve">, 2023. – 102 с. – URL: https://reader.lanbook.com/book/454511 (дата обращения: 16.05.2026). – Режим доступа: для </w:t>
-      </w:r>
-      <w:proofErr w:type="spellStart"/>
-      <w:r>
-        <w:t>зарегистрир</w:t>
-      </w:r>
-      <w:proofErr w:type="spellEnd"/>
-      <w:r>
-        <w:t xml:space="preserve">. пользователей. – Текст: электронный. </w:t>
+        <w:t xml:space="preserve">2. Нацвин А. В., Юрьева Т. А. Разработка программного обеспечения с графическим интерфейсом на базе фреймворка Avalonia: учебно-методическое пособие / А.В. Нацвин, Т.А. Юрьева. – Благовещенск : АмГУ, 2023. – 102 с. – URL: https://reader.lanbook.com/book/454511 (дата обращения: 16.05.2026). – Режим доступа: для зарегистрир. пользователей. – Текст: электронный. </w:t>
       </w:r>
     </w:p>
     <w:p>
@@ -4352,23 +4420,7 @@
         <w:pStyle w:val="a7"/>
       </w:pPr>
       <w:r>
-        <w:t xml:space="preserve">3. Проскуряков А. В. Качество и тестирование программного обеспечения. Метрология программного обеспечения. – </w:t>
-      </w:r>
-      <w:proofErr w:type="gramStart"/>
-      <w:r>
-        <w:t>Таганрог :</w:t>
-      </w:r>
-      <w:proofErr w:type="gramEnd"/>
-      <w:r>
-        <w:t xml:space="preserve"> Издательство Южного федерального университета, 2022. – 197 с. – URL: https://znanium.ru/read?id=429841 (дата обращения: 10.06.2026). – Режим доступа: для </w:t>
-      </w:r>
-      <w:proofErr w:type="spellStart"/>
-      <w:r>
-        <w:t>зарегистрир</w:t>
-      </w:r>
-      <w:proofErr w:type="spellEnd"/>
-      <w:r>
-        <w:t xml:space="preserve">. пользователей. – Текст: электронный. </w:t>
+        <w:t xml:space="preserve">3. Проскуряков А. В. Качество и тестирование программного обеспечения. Метрология программного обеспечения. – Таганрог : Издательство Южного федерального университета, 2022. – 197 с. – URL: https://znanium.ru/read?id=429841 (дата обращения: 10.06.2026). – Режим доступа: для зарегистрир. пользователей. – Текст: электронный. </w:t>
       </w:r>
     </w:p>
     <w:p>
@@ -4376,52 +4428,7 @@
         <w:pStyle w:val="a7"/>
       </w:pPr>
       <w:r>
-        <w:t xml:space="preserve">4. </w:t>
-      </w:r>
-      <w:proofErr w:type="spellStart"/>
-      <w:r>
-        <w:t>Фленов</w:t>
-      </w:r>
-      <w:proofErr w:type="spellEnd"/>
-      <w:r>
-        <w:t xml:space="preserve"> М. Е. Библия C#. – 6-е изд., </w:t>
-      </w:r>
-      <w:proofErr w:type="spellStart"/>
-      <w:r>
-        <w:t>перераб</w:t>
-      </w:r>
-      <w:proofErr w:type="spellEnd"/>
-      <w:proofErr w:type="gramStart"/>
-      <w:r>
-        <w:t>.</w:t>
-      </w:r>
-      <w:proofErr w:type="gramEnd"/>
-      <w:r>
-        <w:t xml:space="preserve"> и доп. / М.Е. </w:t>
-      </w:r>
-      <w:proofErr w:type="spellStart"/>
-      <w:r>
-        <w:t>Фленов</w:t>
-      </w:r>
-      <w:proofErr w:type="spellEnd"/>
-      <w:r>
-        <w:t>. – Санкт-</w:t>
-      </w:r>
-      <w:proofErr w:type="gramStart"/>
-      <w:r>
-        <w:t>Петербург :</w:t>
-      </w:r>
-      <w:proofErr w:type="gramEnd"/>
-      <w:r>
-        <w:t xml:space="preserve"> БХВ-Петербург, 2024. – 512 с. – URL: https://ibooks.ru/bookshelf/396461/reading (дата обращения: 28.05.2026). – Режим доступа: для </w:t>
-      </w:r>
-      <w:proofErr w:type="spellStart"/>
-      <w:r>
-        <w:t>зарегистрир</w:t>
-      </w:r>
-      <w:proofErr w:type="spellEnd"/>
-      <w:r>
-        <w:t xml:space="preserve">. пользователей. – Текст: электронный. </w:t>
+        <w:t xml:space="preserve">4. Фленов М. Е. Библия C#. – 6-е изд., перераб. и доп. / М.Е. Фленов. – Санкт-Петербург : БХВ-Петербург, 2024. – 512 с. – URL: https://ibooks.ru/bookshelf/396461/reading (дата обращения: 28.05.2026). – Режим доступа: для зарегистрир. пользователей. – Текст: электронный. </w:t>
       </w:r>
     </w:p>
     <w:p>
@@ -4429,39 +4436,7 @@
         <w:pStyle w:val="a7"/>
       </w:pPr>
       <w:r>
-        <w:t xml:space="preserve">5. Шалин П. Программирование на </w:t>
-      </w:r>
-      <w:proofErr w:type="spellStart"/>
-      <w:r>
-        <w:t>Kotlin</w:t>
-      </w:r>
-      <w:proofErr w:type="spellEnd"/>
-      <w:r>
-        <w:t xml:space="preserve"> для </w:t>
-      </w:r>
-      <w:proofErr w:type="spellStart"/>
-      <w:r>
-        <w:t>Android</w:t>
-      </w:r>
-      <w:proofErr w:type="spellEnd"/>
-      <w:r>
-        <w:t>: Пер. с англ. / П. Шалин. – Санкт-</w:t>
-      </w:r>
-      <w:proofErr w:type="gramStart"/>
-      <w:r>
-        <w:t>Петербург :</w:t>
-      </w:r>
-      <w:proofErr w:type="gramEnd"/>
-      <w:r>
-        <w:t xml:space="preserve"> БХВ-Петербург, 2023. – 336 с. – URL: https://ibooks.ru/bookshelf/396448/reading (дата обращения: 03.06.2026). – Режим доступа: для </w:t>
-      </w:r>
-      <w:proofErr w:type="spellStart"/>
-      <w:r>
-        <w:t>зарегистрир</w:t>
-      </w:r>
-      <w:proofErr w:type="spellEnd"/>
-      <w:r>
-        <w:t>. пользователей. – Текст: электронный.</w:t>
+        <w:t>5. Шалин П. Программирование на Kotlin для Android: Пер. с англ. / П. Шалин. – Санкт-Петербург : БХВ-Петербург, 2023. – 336 с. – URL: https://ibooks.ru/bookshelf/396448/reading (дата обращения: 03.06.2026). – Режим доступа: для зарегистрир. пользователей. – Текст: электронный.</w:t>
       </w:r>
     </w:p>
     <w:sectPr>
@@ -4541,7 +4516,7 @@
           <w:rPr>
             <w:noProof/>
           </w:rPr>
-          <w:t>10</w:t>
+          <w:t>9</w:t>
         </w:r>
         <w:r>
           <w:rPr>
@@ -4671,6 +4646,155 @@
     </w:lvl>
   </w:abstractNum>
   <w:abstractNum w:abstractNumId="1" w15:restartNumberingAfterBreak="0">
+    <w:nsid w:val="086F2F62"/>
+    <w:multiLevelType w:val="multilevel"/>
+    <w:tmpl w:val="1F2E837C"/>
+    <w:lvl w:ilvl="0">
+      <w:start w:val="1"/>
+      <w:numFmt w:val="bullet"/>
+      <w:lvlText w:val=""/>
+      <w:lvlJc w:val="left"/>
+      <w:pPr>
+        <w:tabs>
+          <w:tab w:val="num" w:pos="720"/>
+        </w:tabs>
+        <w:ind w:left="720" w:hanging="360"/>
+      </w:pPr>
+      <w:rPr>
+        <w:rFonts w:ascii="Symbol" w:hAnsi="Symbol" w:hint="default"/>
+        <w:sz w:val="20"/>
+      </w:rPr>
+    </w:lvl>
+    <w:lvl w:ilvl="1" w:tentative="1">
+      <w:start w:val="1"/>
+      <w:numFmt w:val="bullet"/>
+      <w:lvlText w:val="o"/>
+      <w:lvlJc w:val="left"/>
+      <w:pPr>
+        <w:tabs>
+          <w:tab w:val="num" w:pos="1440"/>
+        </w:tabs>
+        <w:ind w:left="1440" w:hanging="360"/>
+      </w:pPr>
+      <w:rPr>
+        <w:rFonts w:ascii="Courier New" w:hAnsi="Courier New" w:hint="default"/>
+        <w:sz w:val="20"/>
+      </w:rPr>
+    </w:lvl>
+    <w:lvl w:ilvl="2" w:tentative="1">
+      <w:start w:val="1"/>
+      <w:numFmt w:val="bullet"/>
+      <w:lvlText w:val=""/>
+      <w:lvlJc w:val="left"/>
+      <w:pPr>
+        <w:tabs>
+          <w:tab w:val="num" w:pos="2160"/>
+        </w:tabs>
+        <w:ind w:left="2160" w:hanging="360"/>
+      </w:pPr>
+      <w:rPr>
+        <w:rFonts w:ascii="Wingdings" w:hAnsi="Wingdings" w:hint="default"/>
+        <w:sz w:val="20"/>
+      </w:rPr>
+    </w:lvl>
+    <w:lvl w:ilvl="3" w:tentative="1">
+      <w:start w:val="1"/>
+      <w:numFmt w:val="bullet"/>
+      <w:lvlText w:val=""/>
+      <w:lvlJc w:val="left"/>
+      <w:pPr>
+        <w:tabs>
+          <w:tab w:val="num" w:pos="2880"/>
+        </w:tabs>
+        <w:ind w:left="2880" w:hanging="360"/>
+      </w:pPr>
+      <w:rPr>
+        <w:rFonts w:ascii="Wingdings" w:hAnsi="Wingdings" w:hint="default"/>
+        <w:sz w:val="20"/>
+      </w:rPr>
+    </w:lvl>
+    <w:lvl w:ilvl="4" w:tentative="1">
+      <w:start w:val="1"/>
+      <w:numFmt w:val="bullet"/>
+      <w:lvlText w:val=""/>
+      <w:lvlJc w:val="left"/>
+      <w:pPr>
+        <w:tabs>
+          <w:tab w:val="num" w:pos="3600"/>
+        </w:tabs>
+        <w:ind w:left="3600" w:hanging="360"/>
+      </w:pPr>
+      <w:rPr>
+        <w:rFonts w:ascii="Wingdings" w:hAnsi="Wingdings" w:hint="default"/>
+        <w:sz w:val="20"/>
+      </w:rPr>
+    </w:lvl>
+    <w:lvl w:ilvl="5" w:tentative="1">
+      <w:start w:val="1"/>
+      <w:numFmt w:val="bullet"/>
+      <w:lvlText w:val=""/>
+      <w:lvlJc w:val="left"/>
+      <w:pPr>
+        <w:tabs>
+          <w:tab w:val="num" w:pos="4320"/>
+        </w:tabs>
+        <w:ind w:left="4320" w:hanging="360"/>
+      </w:pPr>
+      <w:rPr>
+        <w:rFonts w:ascii="Wingdings" w:hAnsi="Wingdings" w:hint="default"/>
+        <w:sz w:val="20"/>
+      </w:rPr>
+    </w:lvl>
+    <w:lvl w:ilvl="6" w:tentative="1">
+      <w:start w:val="1"/>
+      <w:numFmt w:val="bullet"/>
+      <w:lvlText w:val=""/>
+      <w:lvlJc w:val="left"/>
+      <w:pPr>
+        <w:tabs>
+          <w:tab w:val="num" w:pos="5040"/>
+        </w:tabs>
+        <w:ind w:left="5040" w:hanging="360"/>
+      </w:pPr>
+      <w:rPr>
+        <w:rFonts w:ascii="Wingdings" w:hAnsi="Wingdings" w:hint="default"/>
+        <w:sz w:val="20"/>
+      </w:rPr>
+    </w:lvl>
+    <w:lvl w:ilvl="7" w:tentative="1">
+      <w:start w:val="1"/>
+      <w:numFmt w:val="bullet"/>
+      <w:lvlText w:val=""/>
+      <w:lvlJc w:val="left"/>
+      <w:pPr>
+        <w:tabs>
+          <w:tab w:val="num" w:pos="5760"/>
+        </w:tabs>
+        <w:ind w:left="5760" w:hanging="360"/>
+      </w:pPr>
+      <w:rPr>
+        <w:rFonts w:ascii="Wingdings" w:hAnsi="Wingdings" w:hint="default"/>
+        <w:sz w:val="20"/>
+      </w:rPr>
+    </w:lvl>
+    <w:lvl w:ilvl="8" w:tentative="1">
+      <w:start w:val="1"/>
+      <w:numFmt w:val="bullet"/>
+      <w:lvlText w:val=""/>
+      <w:lvlJc w:val="left"/>
+      <w:pPr>
+        <w:tabs>
+          <w:tab w:val="num" w:pos="6480"/>
+        </w:tabs>
+        <w:ind w:left="6480" w:hanging="360"/>
+      </w:pPr>
+      <w:rPr>
+        <w:rFonts w:ascii="Wingdings" w:hAnsi="Wingdings" w:hint="default"/>
+        <w:sz w:val="20"/>
+      </w:rPr>
+    </w:lvl>
+  </w:abstractNum>
+  <w:abstractNum w:abstractNumId="2" w15:restartNumberingAfterBreak="0">
     <w:nsid w:val="08B238BA"/>
     <w:multiLevelType w:val="hybridMultilevel"/>
     <w:tmpl w:val="65DC2650"/>
@@ -4764,7 +4888,7 @@
       </w:pPr>
     </w:lvl>
   </w:abstractNum>
-  <w:abstractNum w:abstractNumId="2" w15:restartNumberingAfterBreak="0">
+  <w:abstractNum w:abstractNumId="3" w15:restartNumberingAfterBreak="0">
     <w:nsid w:val="0A2A165C"/>
     <w:multiLevelType w:val="hybridMultilevel"/>
     <w:tmpl w:val="194CBCE8"/>
@@ -4877,7 +5001,7 @@
       </w:rPr>
     </w:lvl>
   </w:abstractNum>
-  <w:abstractNum w:abstractNumId="3" w15:restartNumberingAfterBreak="0">
+  <w:abstractNum w:abstractNumId="4" w15:restartNumberingAfterBreak="0">
     <w:nsid w:val="113429F7"/>
     <w:multiLevelType w:val="hybridMultilevel"/>
     <w:tmpl w:val="6F1C19C2"/>
@@ -4994,7 +5118,7 @@
       </w:rPr>
     </w:lvl>
   </w:abstractNum>
-  <w:abstractNum w:abstractNumId="4" w15:restartNumberingAfterBreak="0">
+  <w:abstractNum w:abstractNumId="5" w15:restartNumberingAfterBreak="0">
     <w:nsid w:val="25420E9D"/>
     <w:multiLevelType w:val="multilevel"/>
     <w:tmpl w:val="8F0A08A4"/>
@@ -5143,7 +5267,7 @@
       </w:rPr>
     </w:lvl>
   </w:abstractNum>
-  <w:abstractNum w:abstractNumId="5" w15:restartNumberingAfterBreak="0">
+  <w:abstractNum w:abstractNumId="6" w15:restartNumberingAfterBreak="0">
     <w:nsid w:val="274C40ED"/>
     <w:multiLevelType w:val="multilevel"/>
     <w:tmpl w:val="6D1EA9E8"/>
@@ -5293,7 +5417,7 @@
       </w:rPr>
     </w:lvl>
   </w:abstractNum>
-  <w:abstractNum w:abstractNumId="6" w15:restartNumberingAfterBreak="0">
+  <w:abstractNum w:abstractNumId="7" w15:restartNumberingAfterBreak="0">
     <w:nsid w:val="286B49CC"/>
     <w:multiLevelType w:val="multilevel"/>
     <w:tmpl w:val="AC5CC4CA"/>
@@ -5442,7 +5566,7 @@
       </w:rPr>
     </w:lvl>
   </w:abstractNum>
-  <w:abstractNum w:abstractNumId="7" w15:restartNumberingAfterBreak="0">
+  <w:abstractNum w:abstractNumId="8" w15:restartNumberingAfterBreak="0">
     <w:nsid w:val="2F5C0964"/>
     <w:multiLevelType w:val="hybridMultilevel"/>
     <w:tmpl w:val="23CC8C24"/>
@@ -5558,7 +5682,7 @@
       </w:rPr>
     </w:lvl>
   </w:abstractNum>
-  <w:abstractNum w:abstractNumId="8" w15:restartNumberingAfterBreak="0">
+  <w:abstractNum w:abstractNumId="9" w15:restartNumberingAfterBreak="0">
     <w:nsid w:val="336434A9"/>
     <w:multiLevelType w:val="hybridMultilevel"/>
     <w:tmpl w:val="D602B550"/>
@@ -5671,7 +5795,7 @@
       </w:rPr>
     </w:lvl>
   </w:abstractNum>
-  <w:abstractNum w:abstractNumId="9" w15:restartNumberingAfterBreak="0">
+  <w:abstractNum w:abstractNumId="10" w15:restartNumberingAfterBreak="0">
     <w:nsid w:val="385D0226"/>
     <w:multiLevelType w:val="multilevel"/>
     <w:tmpl w:val="E29E496E"/>
@@ -5821,7 +5945,7 @@
       </w:rPr>
     </w:lvl>
   </w:abstractNum>
-  <w:abstractNum w:abstractNumId="10" w15:restartNumberingAfterBreak="0">
+  <w:abstractNum w:abstractNumId="11" w15:restartNumberingAfterBreak="0">
     <w:nsid w:val="47D27B40"/>
     <w:multiLevelType w:val="multilevel"/>
     <w:tmpl w:val="7B8E817C"/>
@@ -5971,7 +6095,7 @@
       </w:rPr>
     </w:lvl>
   </w:abstractNum>
-  <w:abstractNum w:abstractNumId="11" w15:restartNumberingAfterBreak="0">
+  <w:abstractNum w:abstractNumId="12" w15:restartNumberingAfterBreak="0">
     <w:nsid w:val="54811E2B"/>
     <w:multiLevelType w:val="hybridMultilevel"/>
     <w:tmpl w:val="BDD41120"/>
@@ -6061,7 +6185,7 @@
       </w:pPr>
     </w:lvl>
   </w:abstractNum>
-  <w:abstractNum w:abstractNumId="12" w15:restartNumberingAfterBreak="0">
+  <w:abstractNum w:abstractNumId="13" w15:restartNumberingAfterBreak="0">
     <w:nsid w:val="582975A0"/>
     <w:multiLevelType w:val="multilevel"/>
     <w:tmpl w:val="9092D1F2"/>
@@ -6174,7 +6298,7 @@
       </w:pPr>
     </w:lvl>
   </w:abstractNum>
-  <w:abstractNum w:abstractNumId="13" w15:restartNumberingAfterBreak="0">
+  <w:abstractNum w:abstractNumId="14" w15:restartNumberingAfterBreak="0">
     <w:nsid w:val="59A71BF4"/>
     <w:multiLevelType w:val="multilevel"/>
     <w:tmpl w:val="CD92EF90"/>
@@ -6324,7 +6448,7 @@
       </w:rPr>
     </w:lvl>
   </w:abstractNum>
-  <w:abstractNum w:abstractNumId="14" w15:restartNumberingAfterBreak="0">
+  <w:abstractNum w:abstractNumId="15" w15:restartNumberingAfterBreak="0">
     <w:nsid w:val="610B308D"/>
     <w:multiLevelType w:val="hybridMultilevel"/>
     <w:tmpl w:val="BF6E7740"/>
@@ -6434,7 +6558,7 @@
       </w:rPr>
     </w:lvl>
   </w:abstractNum>
-  <w:abstractNum w:abstractNumId="15" w15:restartNumberingAfterBreak="0">
+  <w:abstractNum w:abstractNumId="16" w15:restartNumberingAfterBreak="0">
     <w:nsid w:val="61FA6CCF"/>
     <w:multiLevelType w:val="multilevel"/>
     <w:tmpl w:val="8F229814"/>
@@ -6584,7 +6708,7 @@
       </w:rPr>
     </w:lvl>
   </w:abstractNum>
-  <w:abstractNum w:abstractNumId="16" w15:restartNumberingAfterBreak="0">
+  <w:abstractNum w:abstractNumId="17" w15:restartNumberingAfterBreak="0">
     <w:nsid w:val="63D24782"/>
     <w:multiLevelType w:val="multilevel"/>
     <w:tmpl w:val="F0B61C84"/>
@@ -6733,7 +6857,7 @@
       </w:rPr>
     </w:lvl>
   </w:abstractNum>
-  <w:abstractNum w:abstractNumId="17" w15:restartNumberingAfterBreak="0">
+  <w:abstractNum w:abstractNumId="18" w15:restartNumberingAfterBreak="0">
     <w:nsid w:val="681A0493"/>
     <w:multiLevelType w:val="multilevel"/>
     <w:tmpl w:val="63181920"/>
@@ -6882,7 +7006,7 @@
       </w:rPr>
     </w:lvl>
   </w:abstractNum>
-  <w:abstractNum w:abstractNumId="18" w15:restartNumberingAfterBreak="0">
+  <w:abstractNum w:abstractNumId="19" w15:restartNumberingAfterBreak="0">
     <w:nsid w:val="6D4A794E"/>
     <w:multiLevelType w:val="multilevel"/>
     <w:tmpl w:val="768C7516"/>
@@ -7032,7 +7156,7 @@
       </w:rPr>
     </w:lvl>
   </w:abstractNum>
-  <w:abstractNum w:abstractNumId="19" w15:restartNumberingAfterBreak="0">
+  <w:abstractNum w:abstractNumId="20" w15:restartNumberingAfterBreak="0">
     <w:nsid w:val="72266AFB"/>
     <w:multiLevelType w:val="multilevel"/>
     <w:tmpl w:val="DECE310A"/>
@@ -7145,83 +7269,86 @@
       </w:pPr>
     </w:lvl>
   </w:abstractNum>
-  <w:num w:numId="1" w16cid:durableId="1190411354">
-    <w:abstractNumId w:val="15"/>
+  <w:num w:numId="1" w16cid:durableId="1947614688">
+    <w:abstractNumId w:val="16"/>
   </w:num>
-  <w:num w:numId="2" w16cid:durableId="1176116023">
-    <w:abstractNumId w:val="6"/>
+  <w:num w:numId="2" w16cid:durableId="973564343">
+    <w:abstractNumId w:val="7"/>
   </w:num>
-  <w:num w:numId="3" w16cid:durableId="1404060682">
-    <w:abstractNumId w:val="3"/>
+  <w:num w:numId="3" w16cid:durableId="435292615">
+    <w:abstractNumId w:val="4"/>
   </w:num>
-  <w:num w:numId="4" w16cid:durableId="711617493">
-    <w:abstractNumId w:val="3"/>
+  <w:num w:numId="4" w16cid:durableId="1673602882">
+    <w:abstractNumId w:val="4"/>
     <w:lvlOverride w:ilvl="0">
       <w:startOverride w:val="1"/>
     </w:lvlOverride>
   </w:num>
-  <w:num w:numId="5" w16cid:durableId="147985333">
-    <w:abstractNumId w:val="3"/>
+  <w:num w:numId="5" w16cid:durableId="982126433">
+    <w:abstractNumId w:val="4"/>
     <w:lvlOverride w:ilvl="0">
       <w:startOverride w:val="1"/>
     </w:lvlOverride>
   </w:num>
-  <w:num w:numId="6" w16cid:durableId="1900510861">
+  <w:num w:numId="6" w16cid:durableId="905847100">
+    <w:abstractNumId w:val="12"/>
+  </w:num>
+  <w:num w:numId="7" w16cid:durableId="484902690">
+    <w:abstractNumId w:val="13"/>
+  </w:num>
+  <w:num w:numId="8" w16cid:durableId="2099787786">
+    <w:abstractNumId w:val="2"/>
+  </w:num>
+  <w:num w:numId="9" w16cid:durableId="232007509">
+    <w:abstractNumId w:val="0"/>
+  </w:num>
+  <w:num w:numId="10" w16cid:durableId="1401517568">
+    <w:abstractNumId w:val="20"/>
+  </w:num>
+  <w:num w:numId="11" w16cid:durableId="149561571">
+    <w:abstractNumId w:val="15"/>
+  </w:num>
+  <w:num w:numId="12" w16cid:durableId="2145350185">
+    <w:abstractNumId w:val="16"/>
+  </w:num>
+  <w:num w:numId="13" w16cid:durableId="228931412">
+    <w:abstractNumId w:val="16"/>
+  </w:num>
+  <w:num w:numId="14" w16cid:durableId="1703940486">
+    <w:abstractNumId w:val="8"/>
+  </w:num>
+  <w:num w:numId="15" w16cid:durableId="1171410580">
+    <w:abstractNumId w:val="14"/>
+  </w:num>
+  <w:num w:numId="16" w16cid:durableId="196284956">
+    <w:abstractNumId w:val="19"/>
+  </w:num>
+  <w:num w:numId="17" w16cid:durableId="1029338798">
     <w:abstractNumId w:val="11"/>
   </w:num>
-  <w:num w:numId="7" w16cid:durableId="276910372">
-    <w:abstractNumId w:val="12"/>
+  <w:num w:numId="18" w16cid:durableId="734470853">
+    <w:abstractNumId w:val="10"/>
   </w:num>
-  <w:num w:numId="8" w16cid:durableId="332688201">
-    <w:abstractNumId w:val="1"/>
+  <w:num w:numId="19" w16cid:durableId="584611430">
+    <w:abstractNumId w:val="6"/>
   </w:num>
-  <w:num w:numId="9" w16cid:durableId="760368965">
-    <w:abstractNumId w:val="0"/>
+  <w:num w:numId="20" w16cid:durableId="2125079806">
+    <w:abstractNumId w:val="3"/>
   </w:num>
-  <w:num w:numId="10" w16cid:durableId="1213427488">
-    <w:abstractNumId w:val="19"/>
+  <w:num w:numId="21" w16cid:durableId="750002752">
+    <w:abstractNumId w:val="9"/>
   </w:num>
-  <w:num w:numId="11" w16cid:durableId="1403020881">
-    <w:abstractNumId w:val="14"/>
+  <w:num w:numId="22" w16cid:durableId="1504054120">
+    <w:abstractNumId w:val="17"/>
   </w:num>
-  <w:num w:numId="12" w16cid:durableId="1716270327">
-    <w:abstractNumId w:val="15"/>
-  </w:num>
-  <w:num w:numId="13" w16cid:durableId="506747558">
-    <w:abstractNumId w:val="15"/>
-  </w:num>
-  <w:num w:numId="14" w16cid:durableId="19162741">
-    <w:abstractNumId w:val="7"/>
-  </w:num>
-  <w:num w:numId="15" w16cid:durableId="1128472754">
-    <w:abstractNumId w:val="13"/>
-  </w:num>
-  <w:num w:numId="16" w16cid:durableId="1868829829">
+  <w:num w:numId="23" w16cid:durableId="596213523">
     <w:abstractNumId w:val="18"/>
   </w:num>
-  <w:num w:numId="17" w16cid:durableId="238902383">
-    <w:abstractNumId w:val="10"/>
-  </w:num>
-  <w:num w:numId="18" w16cid:durableId="331950922">
-    <w:abstractNumId w:val="9"/>
-  </w:num>
-  <w:num w:numId="19" w16cid:durableId="1303002143">
+  <w:num w:numId="24" w16cid:durableId="1151753269">
     <w:abstractNumId w:val="5"/>
   </w:num>
-  <w:num w:numId="20" w16cid:durableId="1387219769">
-    <w:abstractNumId w:val="2"/>
-  </w:num>
-  <w:num w:numId="21" w16cid:durableId="44106072">
-    <w:abstractNumId w:val="8"/>
-  </w:num>
-  <w:num w:numId="22" w16cid:durableId="855579311">
-    <w:abstractNumId w:val="16"/>
-  </w:num>
-  <w:num w:numId="23" w16cid:durableId="422535085">
-    <w:abstractNumId w:val="17"/>
-  </w:num>
-  <w:num w:numId="24" w16cid:durableId="1521310205">
-    <w:abstractNumId w:val="4"/>
+  <w:num w:numId="25" w16cid:durableId="1396855826">
+    <w:abstractNumId w:val="1"/>
   </w:num>
 </w:numbering>
 </file>
@@ -7247,7 +7374,7 @@
     <w:lsdException w:name="Normal" w:uiPriority="0" w:qFormat="1"/>
     <w:lsdException w:name="heading 1" w:uiPriority="9" w:qFormat="1"/>
     <w:lsdException w:name="heading 2" w:semiHidden="1" w:uiPriority="9" w:unhideWhenUsed="1" w:qFormat="1"/>
-    <w:lsdException w:name="heading 3" w:semiHidden="1" w:uiPriority="9" w:unhideWhenUsed="1" w:qFormat="1"/>
+    <w:lsdException w:name="heading 3" w:semiHidden="1" w:uiPriority="0" w:unhideWhenUsed="1" w:qFormat="1"/>
     <w:lsdException w:name="heading 4" w:semiHidden="1" w:uiPriority="9" w:unhideWhenUsed="1" w:qFormat="1"/>
     <w:lsdException w:name="heading 5" w:semiHidden="1" w:uiPriority="9" w:unhideWhenUsed="1" w:qFormat="1"/>
     <w:lsdException w:name="heading 6" w:semiHidden="1" w:uiPriority="9" w:unhideWhenUsed="1" w:qFormat="1"/>
@@ -7696,7 +7823,6 @@
     <w:basedOn w:val="a2"/>
     <w:next w:val="a2"/>
     <w:link w:val="30"/>
-    <w:uiPriority w:val="9"/>
     <w:qFormat/>
     <w:rsid w:val="00654A48"/>
     <w:pPr>
@@ -7893,7 +8019,6 @@
     <w:name w:val="Заголовок 3 Знак"/>
     <w:basedOn w:val="a3"/>
     <w:link w:val="3"/>
-    <w:uiPriority w:val="9"/>
     <w:rsid w:val="00654A48"/>
     <w:rPr>
       <w:rFonts w:ascii="Arial" w:eastAsia="Times New Roman" w:hAnsi="Arial" w:cs="Times New Roman"/>
@@ -9036,7 +9161,7 @@
 </file>
 
 <file path=customXml/itemProps1.xml><?xml version="1.0" encoding="utf-8"?>
-<ds:datastoreItem xmlns:ds="http://schemas.openxmlformats.org/officeDocument/2006/customXml" ds:itemID="{E8ABCAB5-09A3-4E3E-9353-67932906AEA9}">
+<ds:datastoreItem xmlns:ds="http://schemas.openxmlformats.org/officeDocument/2006/customXml" ds:itemID="{3069216B-308E-442D-B5D4-3C79119ADFF3}">
   <ds:schemaRefs>
     <ds:schemaRef ds:uri="http://schemas.openxmlformats.org/officeDocument/2006/bibliography"/>
   </ds:schemaRefs>
